--- a/chapters/theorem-examples.docx
+++ b/chapters/theorem-examples.docx
@@ -15,7 +15,7 @@
         <w:pStyle w:val="Date"/>
       </w:pPr>
       <w:r>
-        <w:t xml:space="preserve">Last modified: 2026-06-23 20:21:09 (PDT)</w:t>
+        <w:t xml:space="preserve">Last modified: 2026-07-14 09:27:28 (PDT)</w:t>
       </w:r>
     </w:p>
     <w:p>

--- a/chapters/theorem-examples.docx
+++ b/chapters/theorem-examples.docx
@@ -15,7 +15,7 @@
         <w:pStyle w:val="Date"/>
       </w:pPr>
       <w:r>
-        <w:t xml:space="preserve">Last modified: 2026-07-14 09:27:28 (PDT)</w:t>
+        <w:t xml:space="preserve">Last modified: 2026-07-14 09:29:47 (PDT)</w:t>
       </w:r>
     </w:p>
     <w:p>

--- a/chapters/theorem-examples.docx
+++ b/chapters/theorem-examples.docx
@@ -15,7 +15,7 @@
         <w:pStyle w:val="Date"/>
       </w:pPr>
       <w:r>
-        <w:t xml:space="preserve">Last modified: 2026-07-14 09:29:47 (PDT)</w:t>
+        <w:t xml:space="preserve">Last modified: 2026-07-14 09:30:09 (PDT)</w:t>
       </w:r>
     </w:p>
     <w:p>

--- a/chapters/theorem-examples.docx
+++ b/chapters/theorem-examples.docx
@@ -15,7 +15,7 @@
         <w:pStyle w:val="Date"/>
       </w:pPr>
       <w:r>
-        <w:t xml:space="preserve">Last modified: 2026-07-14 09:30:09 (PDT)</w:t>
+        <w:t xml:space="preserve">Last modified: 2026-07-14 09:29:57 (PDT)</w:t>
       </w:r>
     </w:p>
     <w:p>

--- a/chapters/theorem-examples.docx
+++ b/chapters/theorem-examples.docx
@@ -15,7 +15,7 @@
         <w:pStyle w:val="Date"/>
       </w:pPr>
       <w:r>
-        <w:t xml:space="preserve">Last modified: 2026-07-14 09:29:57 (PDT)</w:t>
+        <w:t xml:space="preserve">Last modified: 2026-07-14 09:30:21 (PDT)</w:t>
       </w:r>
     </w:p>
     <w:p>

--- a/chapters/theorem-examples.docx
+++ b/chapters/theorem-examples.docx
@@ -15,7 +15,7 @@
         <w:pStyle w:val="Date"/>
       </w:pPr>
       <w:r>
-        <w:t xml:space="preserve">Last modified: 2026-07-14 09:30:21 (PDT)</w:t>
+        <w:t xml:space="preserve">Last modified: 2026-07-29 17:45:05 (PDT)</w:t>
       </w:r>
     </w:p>
     <w:p>

--- a/chapters/theorem-examples.docx
+++ b/chapters/theorem-examples.docx
@@ -15,7 +15,7 @@
         <w:pStyle w:val="Date"/>
       </w:pPr>
       <w:r>
-        <w:t xml:space="preserve">Last modified: 2026-07-29 17:45:05 (PDT)</w:t>
+        <w:t xml:space="preserve">Last modified: 2026-08-04 16:43:21 (PDT)</w:t>
       </w:r>
     </w:p>
     <w:p>

--- a/chapters/theorem-examples.docx
+++ b/chapters/theorem-examples.docx
@@ -15,7 +15,7 @@
         <w:pStyle w:val="Date"/>
       </w:pPr>
       <w:r>
-        <w:t xml:space="preserve">Last modified: 2026-08-04 16:43:21 (PDT)</w:t>
+        <w:t xml:space="preserve">Last modified: 2026-08-08 13:09:02 (PDT)</w:t>
       </w:r>
     </w:p>
     <w:p>

--- a/chapters/theorem-examples.docx
+++ b/chapters/theorem-examples.docx
@@ -15,7 +15,7 @@
         <w:pStyle w:val="Date"/>
       </w:pPr>
       <w:r>
-        <w:t xml:space="preserve">Last modified: 2026-08-08 13:09:02 (PDT)</w:t>
+        <w:t xml:space="preserve">Last modified: 2026-08-24 12:25:37 (PDT)</w:t>
       </w:r>
     </w:p>
     <w:p>
